--- a/exercises/Bài tập 051 - Trạng từ quan hệ.docx
+++ b/exercises/Bài tập 051 - Trạng từ quan hệ.docx
@@ -9,6 +9,7 @@
         <w:rPr>
           <w:rFonts w:ascii="Arial" w:hAnsi="Arial" w:cs="Arial"/>
           <w:b/>
+          <w:color w:val="000000"/>
           <w:sz w:val="32"/>
         </w:rPr>
       </w:pPr>
@@ -16,6 +17,7 @@
         <w:rPr>
           <w:rFonts w:ascii="Arial" w:hAnsi="Arial" w:cs="Arial"/>
           <w:b/>
+          <w:color w:val="000000"/>
           <w:sz w:val="32"/>
         </w:rPr>
         <w:t>BÀI TẬP NGÀY 51</w:t>
@@ -28,6 +30,7 @@
         <w:rPr>
           <w:rFonts w:ascii="Arial" w:hAnsi="Arial" w:cs="Arial"/>
           <w:b/>
+          <w:color w:val="000000"/>
           <w:sz w:val="36"/>
         </w:rPr>
       </w:pPr>
@@ -35,626 +38,1680 @@
         <w:rPr>
           <w:rFonts w:ascii="Arial" w:hAnsi="Arial" w:cs="Arial"/>
           <w:b/>
+          <w:color w:val="000000"/>
           <w:sz w:val="36"/>
         </w:rPr>
         <w:t>WHERE / WHEN / WHY</w:t>
       </w:r>
     </w:p>
     <w:p>
-      <w:r>
+      <w:pPr>
+        <w:rPr>
+          <w:color w:val="000000"/>
+        </w:rPr>
+      </w:pPr>
+      <w:r>
+        <w:rPr>
+          <w:color w:val="000000"/>
+        </w:rPr>
         <w:t>Họ và tên: __________________________                         Điểm: ________/100</w:t>
       </w:r>
     </w:p>
     <w:p>
       <w:pPr>
         <w:pStyle w:val="Heading1"/>
-      </w:pPr>
-      <w:r>
+        <w:spacing w:before="60"/>
+      </w:pPr>
+      <w:r>
+        <w:lastRenderedPageBreak/>
         <w:t>PHẦN 1. CHỌN ĐÁP ÁN ĐÚNG (10 điểm)</w:t>
       </w:r>
     </w:p>
     <w:p>
-      <w:r>
+      <w:pPr>
+        <w:keepNext/>
+        <w:spacing w:before="120" w:after="60"/>
+        <w:rPr>
+          <w:color w:val="000000"/>
+        </w:rPr>
+      </w:pPr>
+      <w:r>
+        <w:rPr>
+          <w:color w:val="000000"/>
+        </w:rPr>
         <w:t>1. This is the house ______ I grew up.   A. where   B. when   C. why</w:t>
       </w:r>
     </w:p>
     <w:p>
-      <w:r>
+      <w:pPr>
+        <w:keepNext/>
+        <w:spacing w:before="120" w:after="60"/>
+        <w:rPr>
+          <w:color w:val="000000"/>
+        </w:rPr>
+      </w:pPr>
+      <w:r>
+        <w:rPr>
+          <w:color w:val="000000"/>
+        </w:rPr>
         <w:t>2. Sunday is the day ______ we rest.   A. where   B. when   C. which place</w:t>
       </w:r>
     </w:p>
     <w:p>
-      <w:r>
+      <w:pPr>
+        <w:keepNext/>
+        <w:spacing w:before="120" w:after="60"/>
+        <w:rPr>
+          <w:color w:val="000000"/>
+        </w:rPr>
+      </w:pPr>
+      <w:r>
+        <w:rPr>
+          <w:color w:val="000000"/>
+        </w:rPr>
         <w:t>3. I know the reason ______ she left.   A. where   B. when   C. why</w:t>
       </w:r>
     </w:p>
     <w:p>
-      <w:r>
+      <w:pPr>
+        <w:keepNext/>
+        <w:spacing w:before="120" w:after="60"/>
+        <w:rPr>
+          <w:color w:val="000000"/>
+        </w:rPr>
+      </w:pPr>
+      <w:r>
+        <w:rPr>
+          <w:color w:val="000000"/>
+        </w:rPr>
         <w:t>4. The café ______ we met was quiet.   A. where   B. which it   C. when</w:t>
       </w:r>
     </w:p>
     <w:p>
-      <w:r>
+      <w:pPr>
+        <w:keepNext/>
+        <w:spacing w:before="120" w:after="60"/>
+        <w:rPr>
+          <w:color w:val="000000"/>
+        </w:rPr>
+      </w:pPr>
+      <w:r>
+        <w:rPr>
+          <w:color w:val="000000"/>
+        </w:rPr>
         <w:t>5. 2020 was the year ______ I started university.   A. why   B. when   C. where</w:t>
       </w:r>
     </w:p>
     <w:p>
-      <w:r>
+      <w:pPr>
+        <w:keepNext/>
+        <w:spacing w:before="120" w:after="60"/>
+        <w:rPr>
+          <w:color w:val="000000"/>
+        </w:rPr>
+      </w:pPr>
+      <w:r>
+        <w:rPr>
+          <w:color w:val="000000"/>
+        </w:rPr>
         <w:t>6. This is the bookshop ______ sells old maps.   A. where   B. which   C. when</w:t>
       </w:r>
     </w:p>
     <w:p>
-      <w:r>
+      <w:pPr>
+        <w:keepNext/>
+        <w:spacing w:before="120" w:after="60"/>
+        <w:rPr>
+          <w:color w:val="000000"/>
+        </w:rPr>
+      </w:pPr>
+      <w:r>
+        <w:rPr>
+          <w:color w:val="000000"/>
+        </w:rPr>
         <w:t>7. This is the bookshop ______ I bought the map.   A. where   B. which   C. why</w:t>
       </w:r>
     </w:p>
     <w:p>
-      <w:r>
+      <w:pPr>
+        <w:keepNext/>
+        <w:spacing w:before="120" w:after="60"/>
+        <w:rPr>
+          <w:color w:val="000000"/>
+        </w:rPr>
+      </w:pPr>
+      <w:r>
+        <w:rPr>
+          <w:color w:val="000000"/>
+        </w:rPr>
         <w:t>8. I remember the day ______ changed my life.   A. when   B. where   C. which</w:t>
       </w:r>
     </w:p>
     <w:p>
-      <w:r>
+      <w:pPr>
+        <w:keepNext/>
+        <w:spacing w:before="120" w:after="60"/>
+        <w:rPr>
+          <w:color w:val="000000"/>
+        </w:rPr>
+      </w:pPr>
+      <w:r>
+        <w:rPr>
+          <w:color w:val="000000"/>
+        </w:rPr>
         <w:t>9. The reason ______ he resigned is private.   A. why   B. when   C. where</w:t>
       </w:r>
     </w:p>
     <w:p>
-      <w:r>
+      <w:pPr>
+        <w:keepNext/>
+        <w:spacing w:before="120" w:after="60"/>
+        <w:rPr>
+          <w:color w:val="000000"/>
+        </w:rPr>
+      </w:pPr>
+      <w:r>
+        <w:rPr>
+          <w:color w:val="000000"/>
+        </w:rPr>
         <w:t>10. The hotel at ______ we stayed was old.   A. that   B. which   C. where</w:t>
       </w:r>
     </w:p>
     <w:p>
       <w:pPr>
         <w:pStyle w:val="Heading1"/>
+        <w:spacing w:before="240"/>
       </w:pPr>
       <w:r>
         <w:t>PHẦN 2. ĐIỀN WHERE, WHEN HOẶC WHY (10 điểm)</w:t>
       </w:r>
     </w:p>
     <w:p>
-      <w:r>
+      <w:pPr>
+        <w:keepNext/>
+        <w:spacing w:before="120" w:after="60"/>
+        <w:rPr>
+          <w:color w:val="000000"/>
+        </w:rPr>
+      </w:pPr>
+      <w:r>
+        <w:rPr>
+          <w:color w:val="000000"/>
+        </w:rPr>
         <w:t>1. Hanoi is the city ______ I was born.</w:t>
       </w:r>
     </w:p>
     <w:p>
-      <w:r>
+      <w:pPr>
+        <w:keepNext/>
+        <w:spacing w:before="120" w:after="60"/>
+        <w:rPr>
+          <w:color w:val="000000"/>
+        </w:rPr>
+      </w:pPr>
+      <w:r>
+        <w:rPr>
+          <w:color w:val="000000"/>
+        </w:rPr>
         <w:t>2. I remember the summer ______ we traveled together.</w:t>
       </w:r>
     </w:p>
     <w:p>
-      <w:r>
+      <w:pPr>
+        <w:keepNext/>
+        <w:spacing w:before="120" w:after="60"/>
+        <w:rPr>
+          <w:color w:val="000000"/>
+        </w:rPr>
+      </w:pPr>
+      <w:r>
+        <w:rPr>
+          <w:color w:val="000000"/>
+        </w:rPr>
         <w:t>3. Tell me the reason ______ you are late.</w:t>
       </w:r>
     </w:p>
     <w:p>
-      <w:r>
+      <w:pPr>
+        <w:keepNext/>
+        <w:spacing w:before="120" w:after="60"/>
+        <w:rPr>
+          <w:color w:val="000000"/>
+        </w:rPr>
+      </w:pPr>
+      <w:r>
+        <w:rPr>
+          <w:color w:val="000000"/>
+        </w:rPr>
         <w:t>4. This is the room ______ the meeting takes place.</w:t>
       </w:r>
     </w:p>
     <w:p>
-      <w:r>
+      <w:pPr>
+        <w:keepNext/>
+        <w:spacing w:before="120" w:after="60"/>
+        <w:rPr>
+          <w:color w:val="000000"/>
+        </w:rPr>
+      </w:pPr>
+      <w:r>
+        <w:rPr>
+          <w:color w:val="000000"/>
+        </w:rPr>
         <w:t>5. Monday is the day ______ I have English class.</w:t>
       </w:r>
     </w:p>
     <w:p>
-      <w:r>
+      <w:pPr>
+        <w:keepNext/>
+        <w:spacing w:before="120" w:after="60"/>
+        <w:rPr>
+          <w:color w:val="000000"/>
+        </w:rPr>
+      </w:pPr>
+      <w:r>
+        <w:rPr>
+          <w:color w:val="000000"/>
+        </w:rPr>
         <w:t>6. The reason ______ she called was important.</w:t>
       </w:r>
     </w:p>
     <w:p>
-      <w:r>
+      <w:pPr>
+        <w:keepNext/>
+        <w:spacing w:before="120" w:after="60"/>
+        <w:rPr>
+          <w:color w:val="000000"/>
+        </w:rPr>
+      </w:pPr>
+      <w:r>
+        <w:rPr>
+          <w:color w:val="000000"/>
+        </w:rPr>
         <w:t>7. That is the school ______ my mother teaches.</w:t>
       </w:r>
     </w:p>
     <w:p>
-      <w:r>
+      <w:pPr>
+        <w:keepNext/>
+        <w:spacing w:before="120" w:after="60"/>
+        <w:rPr>
+          <w:color w:val="000000"/>
+        </w:rPr>
+      </w:pPr>
+      <w:r>
+        <w:rPr>
+          <w:color w:val="000000"/>
+        </w:rPr>
         <w:t>8. Do you remember the moment ______ we heard the news?</w:t>
       </w:r>
     </w:p>
     <w:p>
-      <w:r>
+      <w:pPr>
+        <w:keepNext/>
+        <w:spacing w:before="120" w:after="60"/>
+        <w:rPr>
+          <w:color w:val="000000"/>
+        </w:rPr>
+      </w:pPr>
+      <w:r>
+        <w:rPr>
+          <w:color w:val="000000"/>
+        </w:rPr>
         <w:t>9. I don't understand the reason ______ they refused.</w:t>
       </w:r>
     </w:p>
     <w:p>
-      <w:r>
+      <w:pPr>
+        <w:keepNext/>
+        <w:spacing w:before="120" w:after="60"/>
+        <w:rPr>
+          <w:color w:val="000000"/>
+        </w:rPr>
+      </w:pPr>
+      <w:r>
+        <w:rPr>
+          <w:color w:val="000000"/>
+        </w:rPr>
         <w:t>10. The park ______ we exercise is near my house.</w:t>
       </w:r>
     </w:p>
     <w:p>
       <w:pPr>
         <w:pStyle w:val="Heading1"/>
+        <w:spacing w:before="240"/>
       </w:pPr>
       <w:r>
         <w:t>PHẦN 3. CHỌN WHERE HAY WHICH/THAT (10 điểm)</w:t>
       </w:r>
     </w:p>
     <w:p>
-      <w:r>
+      <w:pPr>
+        <w:keepNext/>
+        <w:spacing w:before="120" w:after="60"/>
+        <w:rPr>
+          <w:color w:val="000000"/>
+        </w:rPr>
+      </w:pPr>
+      <w:r>
+        <w:rPr>
+          <w:color w:val="000000"/>
+        </w:rPr>
         <w:t>1. This is the house ______ I live.</w:t>
       </w:r>
     </w:p>
     <w:p>
-      <w:r>
+      <w:pPr>
+        <w:keepNext/>
+        <w:spacing w:before="120" w:after="60"/>
+        <w:rPr>
+          <w:color w:val="000000"/>
+        </w:rPr>
+      </w:pPr>
+      <w:r>
+        <w:rPr>
+          <w:color w:val="000000"/>
+        </w:rPr>
         <w:t>2. This is the house ______ has a red roof.</w:t>
       </w:r>
     </w:p>
     <w:p>
-      <w:r>
+      <w:pPr>
+        <w:keepNext/>
+        <w:spacing w:before="120" w:after="60"/>
+        <w:rPr>
+          <w:color w:val="000000"/>
+        </w:rPr>
+      </w:pPr>
+      <w:r>
+        <w:rPr>
+          <w:color w:val="000000"/>
+        </w:rPr>
         <w:t>3. This is the house ______ Lan bought.</w:t>
       </w:r>
     </w:p>
     <w:p>
-      <w:r>
+      <w:pPr>
+        <w:keepNext/>
+        <w:spacing w:before="120" w:after="60"/>
+        <w:rPr>
+          <w:color w:val="000000"/>
+        </w:rPr>
+      </w:pPr>
+      <w:r>
+        <w:rPr>
+          <w:color w:val="000000"/>
+        </w:rPr>
         <w:t>4. The restaurant ______ we had dinner was excellent.</w:t>
       </w:r>
     </w:p>
     <w:p>
-      <w:r>
+      <w:pPr>
+        <w:keepNext/>
+        <w:spacing w:before="120" w:after="60"/>
+        <w:rPr>
+          <w:color w:val="000000"/>
+        </w:rPr>
+      </w:pPr>
+      <w:r>
+        <w:rPr>
+          <w:color w:val="000000"/>
+        </w:rPr>
         <w:t>5. The restaurant ______ serves seafood is popular.</w:t>
       </w:r>
     </w:p>
     <w:p>
-      <w:r>
+      <w:pPr>
+        <w:keepNext/>
+        <w:spacing w:before="120" w:after="60"/>
+        <w:rPr>
+          <w:color w:val="000000"/>
+        </w:rPr>
+      </w:pPr>
+      <w:r>
+        <w:rPr>
+          <w:color w:val="000000"/>
+        </w:rPr>
         <w:t>6. The hotel ______ they built last year is modern.</w:t>
       </w:r>
     </w:p>
     <w:p>
-      <w:r>
+      <w:pPr>
+        <w:keepNext/>
+        <w:spacing w:before="120" w:after="60"/>
+        <w:rPr>
+          <w:color w:val="000000"/>
+        </w:rPr>
+      </w:pPr>
+      <w:r>
+        <w:rPr>
+          <w:color w:val="000000"/>
+        </w:rPr>
         <w:t>7. The hotel ______ we stayed was comfortable.</w:t>
       </w:r>
     </w:p>
     <w:p>
-      <w:r>
+      <w:pPr>
+        <w:keepNext/>
+        <w:spacing w:before="120" w:after="60"/>
+        <w:rPr>
+          <w:color w:val="000000"/>
+        </w:rPr>
+      </w:pPr>
+      <w:r>
+        <w:rPr>
+          <w:color w:val="000000"/>
+        </w:rPr>
         <w:t>8. The office ______ she works is on the fifth floor.</w:t>
       </w:r>
     </w:p>
     <w:p>
-      <w:r>
+      <w:pPr>
+        <w:keepNext/>
+        <w:spacing w:before="120" w:after="60"/>
+        <w:rPr>
+          <w:color w:val="000000"/>
+        </w:rPr>
+      </w:pPr>
+      <w:r>
+        <w:rPr>
+          <w:color w:val="000000"/>
+        </w:rPr>
         <w:t>9. The office ______ has large windows is bright.</w:t>
       </w:r>
     </w:p>
     <w:p>
-      <w:r>
+      <w:pPr>
+        <w:keepNext/>
+        <w:spacing w:before="120" w:after="60"/>
+        <w:rPr>
+          <w:color w:val="000000"/>
+        </w:rPr>
+      </w:pPr>
+      <w:r>
+        <w:rPr>
+          <w:color w:val="000000"/>
+        </w:rPr>
         <w:t>10. The city ______ I love most is Hue.</w:t>
       </w:r>
     </w:p>
     <w:p>
       <w:pPr>
         <w:pStyle w:val="Heading1"/>
+        <w:spacing w:before="240"/>
       </w:pPr>
       <w:r>
         <w:t>PHẦN 4. CHỌN WHEN HAY WHICH/THAT (10 điểm)</w:t>
       </w:r>
     </w:p>
     <w:p>
-      <w:r>
+      <w:pPr>
+        <w:keepNext/>
+        <w:spacing w:before="120" w:after="60"/>
+        <w:rPr>
+          <w:color w:val="000000"/>
+        </w:rPr>
+      </w:pPr>
+      <w:r>
+        <w:rPr>
+          <w:color w:val="000000"/>
+        </w:rPr>
         <w:t>1. I remember the day ______ we met.</w:t>
       </w:r>
     </w:p>
     <w:p>
-      <w:r>
+      <w:pPr>
+        <w:keepNext/>
+        <w:spacing w:before="120" w:after="60"/>
+        <w:rPr>
+          <w:color w:val="000000"/>
+        </w:rPr>
+      </w:pPr>
+      <w:r>
+        <w:rPr>
+          <w:color w:val="000000"/>
+        </w:rPr>
         <w:t>2. I remember the day ______ changed my life.</w:t>
       </w:r>
     </w:p>
     <w:p>
-      <w:r>
+      <w:pPr>
+        <w:keepNext/>
+        <w:spacing w:before="120" w:after="60"/>
+        <w:rPr>
+          <w:color w:val="000000"/>
+        </w:rPr>
+      </w:pPr>
+      <w:r>
+        <w:rPr>
+          <w:color w:val="000000"/>
+        </w:rPr>
         <w:t>3. The summer ______ we spent in Hue was wonderful.</w:t>
       </w:r>
     </w:p>
     <w:p>
-      <w:r>
+      <w:pPr>
+        <w:keepNext/>
+        <w:spacing w:before="120" w:after="60"/>
+        <w:rPr>
+          <w:color w:val="000000"/>
+        </w:rPr>
+      </w:pPr>
+      <w:r>
+        <w:rPr>
+          <w:color w:val="000000"/>
+        </w:rPr>
         <w:t>4. 2010 was the year ______ they got married.</w:t>
       </w:r>
     </w:p>
     <w:p>
-      <w:r>
+      <w:pPr>
+        <w:keepNext/>
+        <w:spacing w:before="120" w:after="60"/>
+        <w:rPr>
+          <w:color w:val="000000"/>
+        </w:rPr>
+      </w:pPr>
+      <w:r>
+        <w:rPr>
+          <w:color w:val="000000"/>
+        </w:rPr>
         <w:t>5. The moment ______ surprised me was his arrival.</w:t>
       </w:r>
     </w:p>
     <w:p>
-      <w:r>
+      <w:pPr>
+        <w:keepNext/>
+        <w:spacing w:before="120" w:after="60"/>
+        <w:rPr>
+          <w:color w:val="000000"/>
+        </w:rPr>
+      </w:pPr>
+      <w:r>
+        <w:rPr>
+          <w:color w:val="000000"/>
+        </w:rPr>
         <w:t>6. Friday is the day ______ the report is due.</w:t>
       </w:r>
     </w:p>
     <w:p>
-      <w:r>
+      <w:pPr>
+        <w:keepNext/>
+        <w:spacing w:before="120" w:after="60"/>
+        <w:rPr>
+          <w:color w:val="000000"/>
+        </w:rPr>
+      </w:pPr>
+      <w:r>
+        <w:rPr>
+          <w:color w:val="000000"/>
+        </w:rPr>
         <w:t>7. The week ______ we stayed at home was quiet.</w:t>
       </w:r>
     </w:p>
     <w:p>
-      <w:r>
+      <w:pPr>
+        <w:keepNext/>
+        <w:spacing w:before="120" w:after="60"/>
+        <w:rPr>
+          <w:color w:val="000000"/>
+        </w:rPr>
+      </w:pPr>
+      <w:r>
+        <w:rPr>
+          <w:color w:val="000000"/>
+        </w:rPr>
         <w:t>8. The year ______ followed was difficult.</w:t>
       </w:r>
     </w:p>
     <w:p>
-      <w:r>
+      <w:pPr>
+        <w:keepNext/>
+        <w:spacing w:before="120" w:after="60"/>
+        <w:rPr>
+          <w:color w:val="000000"/>
+        </w:rPr>
+      </w:pPr>
+      <w:r>
+        <w:rPr>
+          <w:color w:val="000000"/>
+        </w:rPr>
         <w:t>9. That was the time ______ people wrote letters by hand.</w:t>
       </w:r>
     </w:p>
     <w:p>
-      <w:r>
+      <w:pPr>
+        <w:keepNext/>
+        <w:spacing w:before="120" w:after="60"/>
+        <w:rPr>
+          <w:color w:val="000000"/>
+        </w:rPr>
+      </w:pPr>
+      <w:r>
+        <w:rPr>
+          <w:color w:val="000000"/>
+        </w:rPr>
         <w:t>10. The holiday ______ Lan planned was canceled.</w:t>
       </w:r>
     </w:p>
     <w:p>
       <w:pPr>
         <w:pStyle w:val="Heading1"/>
+        <w:spacing w:before="240"/>
       </w:pPr>
       <w:r>
         <w:t>PHẦN 5. NỐI HAI CÂU VỚI WHERE (10 điểm)</w:t>
       </w:r>
     </w:p>
     <w:p>
-      <w:r>
+      <w:pPr>
+        <w:keepNext/>
+        <w:spacing w:before="120" w:after="60"/>
+        <w:rPr>
+          <w:color w:val="000000"/>
+        </w:rPr>
+      </w:pPr>
+      <w:r>
+        <w:rPr>
+          <w:color w:val="000000"/>
+        </w:rPr>
         <w:t>1. This is the park. We play football there. → ______________________________</w:t>
       </w:r>
     </w:p>
     <w:p>
-      <w:r>
+      <w:pPr>
+        <w:keepNext/>
+        <w:spacing w:before="120" w:after="60"/>
+        <w:rPr>
+          <w:color w:val="000000"/>
+        </w:rPr>
+      </w:pPr>
+      <w:r>
+        <w:rPr>
+          <w:color w:val="000000"/>
+        </w:rPr>
         <w:t>2. Hanoi is the city. I was born there. → ______________________________</w:t>
       </w:r>
     </w:p>
     <w:p>
-      <w:r>
+      <w:pPr>
+        <w:keepNext/>
+        <w:spacing w:before="120" w:after="60"/>
+        <w:rPr>
+          <w:color w:val="000000"/>
+        </w:rPr>
+      </w:pPr>
+      <w:r>
+        <w:rPr>
+          <w:color w:val="000000"/>
+        </w:rPr>
         <w:t>3. The café is small. We first met there. → ______________________________</w:t>
       </w:r>
     </w:p>
     <w:p>
-      <w:r>
+      <w:pPr>
+        <w:keepNext/>
+        <w:spacing w:before="120" w:after="60"/>
+        <w:rPr>
+          <w:color w:val="000000"/>
+        </w:rPr>
+      </w:pPr>
+      <w:r>
+        <w:rPr>
+          <w:color w:val="000000"/>
+        </w:rPr>
         <w:t>4. I visited the school. My father studied there. → ______________________________</w:t>
       </w:r>
     </w:p>
     <w:p>
-      <w:r>
+      <w:pPr>
+        <w:keepNext/>
+        <w:spacing w:before="120" w:after="60"/>
+        <w:rPr>
+          <w:color w:val="000000"/>
+        </w:rPr>
+      </w:pPr>
+      <w:r>
+        <w:rPr>
+          <w:color w:val="000000"/>
+        </w:rPr>
         <w:t>5. The room is quiet. We hold meetings there. → ______________________________</w:t>
       </w:r>
     </w:p>
     <w:p>
-      <w:r>
+      <w:pPr>
+        <w:keepNext/>
+        <w:spacing w:before="120" w:after="60"/>
+        <w:rPr>
+          <w:color w:val="000000"/>
+        </w:rPr>
+      </w:pPr>
+      <w:r>
+        <w:rPr>
+          <w:color w:val="000000"/>
+        </w:rPr>
         <w:t>6. That is the shop. I buy bread there. → ______________________________</w:t>
       </w:r>
     </w:p>
     <w:p>
-      <w:r>
+      <w:pPr>
+        <w:keepNext/>
+        <w:spacing w:before="120" w:after="60"/>
+        <w:rPr>
+          <w:color w:val="000000"/>
+        </w:rPr>
+      </w:pPr>
+      <w:r>
+        <w:rPr>
+          <w:color w:val="000000"/>
+        </w:rPr>
         <w:t>7. The hotel was comfortable. We stayed there. → ______________________________</w:t>
       </w:r>
     </w:p>
     <w:p>
-      <w:r>
+      <w:pPr>
+        <w:keepNext/>
+        <w:spacing w:before="120" w:after="60"/>
+        <w:rPr>
+          <w:color w:val="000000"/>
+        </w:rPr>
+      </w:pPr>
+      <w:r>
+        <w:rPr>
+          <w:color w:val="000000"/>
+        </w:rPr>
         <w:t>8. This is the village. My grandmother lives there. → ______________________________</w:t>
       </w:r>
     </w:p>
     <w:p>
-      <w:r>
+      <w:pPr>
+        <w:keepNext/>
+        <w:spacing w:before="120" w:after="60"/>
+        <w:rPr>
+          <w:color w:val="000000"/>
+        </w:rPr>
+      </w:pPr>
+      <w:r>
+        <w:rPr>
+          <w:color w:val="000000"/>
+        </w:rPr>
         <w:t>9. The office is upstairs. Lan works there. → ______________________________</w:t>
       </w:r>
     </w:p>
     <w:p>
-      <w:r>
+      <w:pPr>
+        <w:keepNext/>
+        <w:spacing w:before="120" w:after="60"/>
+        <w:rPr>
+          <w:color w:val="000000"/>
+        </w:rPr>
+      </w:pPr>
+      <w:r>
+        <w:rPr>
+          <w:color w:val="000000"/>
+        </w:rPr>
         <w:t>10. We found a beach. Nobody else was there. → ______________________________</w:t>
       </w:r>
     </w:p>
     <w:p>
       <w:pPr>
         <w:pStyle w:val="Heading1"/>
+        <w:spacing w:before="240"/>
       </w:pPr>
       <w:r>
         <w:t>PHẦN 6. NỐI HAI CÂU VỚI WHEN / WHY (10 điểm)</w:t>
       </w:r>
     </w:p>
     <w:p>
-      <w:r>
+      <w:pPr>
+        <w:keepNext/>
+        <w:spacing w:before="120" w:after="60"/>
+        <w:rPr>
+          <w:color w:val="000000"/>
+        </w:rPr>
+      </w:pPr>
+      <w:r>
+        <w:rPr>
+          <w:color w:val="000000"/>
+        </w:rPr>
         <w:t>1. I remember the day. We first met then. → ______________________________</w:t>
       </w:r>
     </w:p>
     <w:p>
-      <w:r>
+      <w:pPr>
+        <w:keepNext/>
+        <w:spacing w:before="120" w:after="60"/>
+        <w:rPr>
+          <w:color w:val="000000"/>
+        </w:rPr>
+      </w:pPr>
+      <w:r>
+        <w:rPr>
+          <w:color w:val="000000"/>
+        </w:rPr>
         <w:t>2. 2022 was the year. I moved to Hanoi then. → ______________________________</w:t>
       </w:r>
     </w:p>
     <w:p>
-      <w:r>
+      <w:pPr>
+        <w:keepNext/>
+        <w:spacing w:before="120" w:after="60"/>
+        <w:rPr>
+          <w:color w:val="000000"/>
+        </w:rPr>
+      </w:pPr>
+      <w:r>
+        <w:rPr>
+          <w:color w:val="000000"/>
+        </w:rPr>
         <w:t>3. Summer is the season. Many people travel then. → ______________________________</w:t>
       </w:r>
     </w:p>
     <w:p>
-      <w:r>
+      <w:pPr>
+        <w:keepNext/>
+        <w:spacing w:before="120" w:after="60"/>
+        <w:rPr>
+          <w:color w:val="000000"/>
+        </w:rPr>
+      </w:pPr>
+      <w:r>
+        <w:rPr>
+          <w:color w:val="000000"/>
+        </w:rPr>
         <w:t>4. Tell me the reason. You left for that reason. → ______________________________</w:t>
       </w:r>
     </w:p>
     <w:p>
-      <w:r>
+      <w:pPr>
+        <w:keepNext/>
+        <w:spacing w:before="120" w:after="60"/>
+        <w:rPr>
+          <w:color w:val="000000"/>
+        </w:rPr>
+      </w:pPr>
+      <w:r>
+        <w:rPr>
+          <w:color w:val="000000"/>
+        </w:rPr>
         <w:t>5. I understand the reason. She was upset for that reason. → ______________________________</w:t>
       </w:r>
     </w:p>
     <w:p>
-      <w:r>
+      <w:pPr>
+        <w:keepNext/>
+        <w:spacing w:before="120" w:after="60"/>
+        <w:rPr>
+          <w:color w:val="000000"/>
+        </w:rPr>
+      </w:pPr>
+      <w:r>
+        <w:rPr>
+          <w:color w:val="000000"/>
+        </w:rPr>
         <w:t>6. Monday is the day. We have our meeting then. → ______________________________</w:t>
       </w:r>
     </w:p>
     <w:p>
-      <w:r>
+      <w:pPr>
+        <w:keepNext/>
+        <w:spacing w:before="120" w:after="60"/>
+        <w:rPr>
+          <w:color w:val="000000"/>
+        </w:rPr>
+      </w:pPr>
+      <w:r>
+        <w:rPr>
+          <w:color w:val="000000"/>
+        </w:rPr>
         <w:t>7. That was the moment. I knew the answer then. → ______________________________</w:t>
       </w:r>
     </w:p>
     <w:p>
-      <w:r>
+      <w:pPr>
+        <w:keepNext/>
+        <w:spacing w:before="120" w:after="60"/>
+        <w:rPr>
+          <w:color w:val="000000"/>
+        </w:rPr>
+      </w:pPr>
+      <w:r>
+        <w:rPr>
+          <w:color w:val="000000"/>
+        </w:rPr>
         <w:t>8. I don't know the reason. They canceled the trip for that reason. → ______________________________</w:t>
       </w:r>
     </w:p>
     <w:p>
-      <w:r>
+      <w:pPr>
+        <w:keepNext/>
+        <w:spacing w:before="120" w:after="60"/>
+        <w:rPr>
+          <w:color w:val="000000"/>
+        </w:rPr>
+      </w:pPr>
+      <w:r>
+        <w:rPr>
+          <w:color w:val="000000"/>
+        </w:rPr>
         <w:t>9. Childhood is a time. We learn quickly then. → ______________________________</w:t>
       </w:r>
     </w:p>
     <w:p>
-      <w:r>
+      <w:pPr>
+        <w:keepNext/>
+        <w:spacing w:before="120" w:after="60"/>
+        <w:rPr>
+          <w:color w:val="000000"/>
+        </w:rPr>
+      </w:pPr>
+      <w:r>
+        <w:rPr>
+          <w:color w:val="000000"/>
+        </w:rPr>
         <w:t>10. Explain the reason. You refused for that reason. → ______________________________</w:t>
       </w:r>
     </w:p>
     <w:p>
       <w:pPr>
         <w:pStyle w:val="Heading1"/>
+        <w:spacing w:before="240"/>
       </w:pPr>
       <w:r>
         <w:t>PHẦN 7. VIẾT LẠI VỚI GIỚI TỪ + WHICH (10 điểm)</w:t>
       </w:r>
     </w:p>
     <w:p>
-      <w:r>
+      <w:pPr>
+        <w:keepNext/>
+        <w:spacing w:before="120" w:after="60"/>
+        <w:rPr>
+          <w:color w:val="000000"/>
+        </w:rPr>
+      </w:pPr>
+      <w:r>
+        <w:rPr>
+          <w:color w:val="000000"/>
+        </w:rPr>
         <w:t>1. The house where I live is small. → ______________________________</w:t>
       </w:r>
     </w:p>
     <w:p>
-      <w:r>
+      <w:pPr>
+        <w:keepNext/>
+        <w:spacing w:before="120" w:after="60"/>
+        <w:rPr>
+          <w:color w:val="000000"/>
+        </w:rPr>
+      </w:pPr>
+      <w:r>
+        <w:rPr>
+          <w:color w:val="000000"/>
+        </w:rPr>
         <w:t>2. The café where we met is closed. → ______________________________</w:t>
       </w:r>
     </w:p>
     <w:p>
-      <w:r>
+      <w:pPr>
+        <w:keepNext/>
+        <w:spacing w:before="120" w:after="60"/>
+        <w:rPr>
+          <w:color w:val="000000"/>
+        </w:rPr>
+      </w:pPr>
+      <w:r>
+        <w:rPr>
+          <w:color w:val="000000"/>
+        </w:rPr>
         <w:t>3. The year when she graduated was 2020. → ______________________________</w:t>
       </w:r>
     </w:p>
     <w:p>
-      <w:r>
+      <w:pPr>
+        <w:keepNext/>
+        <w:spacing w:before="120" w:after="60"/>
+        <w:rPr>
+          <w:color w:val="000000"/>
+        </w:rPr>
+      </w:pPr>
+      <w:r>
+        <w:rPr>
+          <w:color w:val="000000"/>
+        </w:rPr>
         <w:t>4. The day when we arrived was rainy. → ______________________________</w:t>
       </w:r>
     </w:p>
     <w:p>
-      <w:r>
+      <w:pPr>
+        <w:keepNext/>
+        <w:spacing w:before="120" w:after="60"/>
+        <w:rPr>
+          <w:color w:val="000000"/>
+        </w:rPr>
+      </w:pPr>
+      <w:r>
+        <w:rPr>
+          <w:color w:val="000000"/>
+        </w:rPr>
         <w:t>5. The reason why he left is unclear. → ______________________________</w:t>
       </w:r>
     </w:p>
     <w:p>
-      <w:r>
+      <w:pPr>
+        <w:keepNext/>
+        <w:spacing w:before="120" w:after="60"/>
+        <w:rPr>
+          <w:color w:val="000000"/>
+        </w:rPr>
+      </w:pPr>
+      <w:r>
+        <w:rPr>
+          <w:color w:val="000000"/>
+        </w:rPr>
         <w:t>6. The room where they work is bright. → ______________________________</w:t>
       </w:r>
     </w:p>
     <w:p>
-      <w:r>
+      <w:pPr>
+        <w:keepNext/>
+        <w:spacing w:before="120" w:after="60"/>
+        <w:rPr>
+          <w:color w:val="000000"/>
+        </w:rPr>
+      </w:pPr>
+      <w:r>
+        <w:rPr>
+          <w:color w:val="000000"/>
+        </w:rPr>
         <w:t>7. The month when I was born is May. → ______________________________</w:t>
       </w:r>
     </w:p>
     <w:p>
-      <w:r>
+      <w:pPr>
+        <w:keepNext/>
+        <w:spacing w:before="120" w:after="60"/>
+        <w:rPr>
+          <w:color w:val="000000"/>
+        </w:rPr>
+      </w:pPr>
+      <w:r>
+        <w:rPr>
+          <w:color w:val="000000"/>
+        </w:rPr>
         <w:t>8. The hotel where we stayed was expensive. → ______________________________</w:t>
       </w:r>
     </w:p>
     <w:p>
-      <w:r>
+      <w:pPr>
+        <w:keepNext/>
+        <w:spacing w:before="120" w:after="60"/>
+        <w:rPr>
+          <w:color w:val="000000"/>
+        </w:rPr>
+      </w:pPr>
+      <w:r>
+        <w:rPr>
+          <w:color w:val="000000"/>
+        </w:rPr>
         <w:t>9. The time when the shop opens is 8 a.m. → ______________________________</w:t>
       </w:r>
     </w:p>
     <w:p>
-      <w:r>
+      <w:pPr>
+        <w:keepNext/>
+        <w:spacing w:before="120" w:after="60"/>
+        <w:rPr>
+          <w:color w:val="000000"/>
+        </w:rPr>
+      </w:pPr>
+      <w:r>
+        <w:rPr>
+          <w:color w:val="000000"/>
+        </w:rPr>
         <w:t>10. The reason why she complained was valid. → ______________________________</w:t>
       </w:r>
     </w:p>
     <w:p>
       <w:pPr>
         <w:pStyle w:val="Heading1"/>
+        <w:spacing w:before="240"/>
       </w:pPr>
       <w:r>
         <w:t>PHẦN 8. SỬA LỖI SAI (10 điểm)</w:t>
       </w:r>
     </w:p>
     <w:p>
-      <w:r>
+      <w:pPr>
+        <w:keepNext/>
+        <w:spacing w:before="120" w:after="60"/>
+        <w:rPr>
+          <w:color w:val="000000"/>
+        </w:rPr>
+      </w:pPr>
+      <w:r>
+        <w:rPr>
+          <w:color w:val="000000"/>
+        </w:rPr>
         <w:t>1. This is the house where Lan bought. → ______________________________</w:t>
       </w:r>
     </w:p>
     <w:p>
-      <w:r>
+      <w:pPr>
+        <w:keepNext/>
+        <w:spacing w:before="120" w:after="60"/>
+        <w:rPr>
+          <w:color w:val="000000"/>
+        </w:rPr>
+      </w:pPr>
+      <w:r>
+        <w:rPr>
+          <w:color w:val="000000"/>
+        </w:rPr>
         <w:t>2. The café where we met at is closed. → ______________________________</w:t>
       </w:r>
     </w:p>
     <w:p>
-      <w:r>
+      <w:pPr>
+        <w:keepNext/>
+        <w:spacing w:before="120" w:after="60"/>
+        <w:rPr>
+          <w:color w:val="000000"/>
+        </w:rPr>
+      </w:pPr>
+      <w:r>
+        <w:rPr>
+          <w:color w:val="000000"/>
+        </w:rPr>
         <w:t>3. I remember the day when changed my life. → ______________________________</w:t>
       </w:r>
     </w:p>
     <w:p>
-      <w:r>
+      <w:pPr>
+        <w:keepNext/>
+        <w:spacing w:before="120" w:after="60"/>
+        <w:rPr>
+          <w:color w:val="000000"/>
+        </w:rPr>
+      </w:pPr>
+      <w:r>
+        <w:rPr>
+          <w:color w:val="000000"/>
+        </w:rPr>
         <w:t>4. The reason why because he left is unclear. → ______________________________</w:t>
       </w:r>
     </w:p>
     <w:p>
-      <w:r>
+      <w:pPr>
+        <w:keepNext/>
+        <w:spacing w:before="120" w:after="60"/>
+        <w:rPr>
+          <w:color w:val="000000"/>
+        </w:rPr>
+      </w:pPr>
+      <w:r>
+        <w:rPr>
+          <w:color w:val="000000"/>
+        </w:rPr>
         <w:t>5. This is the city in where I live. → ______________________________</w:t>
       </w:r>
     </w:p>
     <w:p>
-      <w:r>
+      <w:pPr>
+        <w:keepNext/>
+        <w:spacing w:before="120" w:after="60"/>
+        <w:rPr>
+          <w:color w:val="000000"/>
+        </w:rPr>
+      </w:pPr>
+      <w:r>
+        <w:rPr>
+          <w:color w:val="000000"/>
+        </w:rPr>
         <w:t>6. 2020 was the year which I graduated. → ______________________________</w:t>
       </w:r>
     </w:p>
     <w:p>
-      <w:r>
+      <w:pPr>
+        <w:keepNext/>
+        <w:spacing w:before="120" w:after="60"/>
+        <w:rPr>
+          <w:color w:val="000000"/>
+        </w:rPr>
+      </w:pPr>
+      <w:r>
+        <w:rPr>
+          <w:color w:val="000000"/>
+        </w:rPr>
         <w:t>7. The shop where sells books is new. → ______________________________</w:t>
       </w:r>
     </w:p>
     <w:p>
-      <w:r>
+      <w:pPr>
+        <w:keepNext/>
+        <w:spacing w:before="120" w:after="60"/>
+        <w:rPr>
+          <w:color w:val="000000"/>
+        </w:rPr>
+      </w:pPr>
+      <w:r>
+        <w:rPr>
+          <w:color w:val="000000"/>
+        </w:rPr>
         <w:t>8. The day where we met was Monday. → ______________________________</w:t>
       </w:r>
     </w:p>
     <w:p>
-      <w:r>
+      <w:pPr>
+        <w:keepNext/>
+        <w:spacing w:before="120" w:after="60"/>
+        <w:rPr>
+          <w:color w:val="000000"/>
+        </w:rPr>
+      </w:pPr>
+      <w:r>
+        <w:rPr>
+          <w:color w:val="000000"/>
+        </w:rPr>
         <w:t>9. The reason when she cried is unknown. → ______________________________</w:t>
       </w:r>
     </w:p>
     <w:p>
-      <w:r>
+      <w:pPr>
+        <w:keepNext/>
+        <w:spacing w:before="120" w:after="60"/>
+        <w:rPr>
+          <w:color w:val="000000"/>
+        </w:rPr>
+      </w:pPr>
+      <w:r>
+        <w:rPr>
+          <w:color w:val="000000"/>
+        </w:rPr>
         <w:t>10. The room which we study is quiet. → ______________________________</w:t>
       </w:r>
     </w:p>
     <w:p>
       <w:pPr>
         <w:pStyle w:val="Heading1"/>
+        <w:spacing w:before="240"/>
       </w:pPr>
       <w:r>
         <w:t>PHẦN 9. ĐỌC HIỂU (10 điểm)</w:t>
       </w:r>
     </w:p>
     <w:p>
-      <w:r>
+      <w:pPr>
+        <w:rPr>
+          <w:color w:val="000000"/>
+        </w:rPr>
+      </w:pPr>
+      <w:r>
+        <w:rPr>
+          <w:color w:val="000000"/>
+        </w:rPr>
         <w:t>Đọc đoạn văn:</w:t>
       </w:r>
     </w:p>
     <w:p>
-      <w:r>
+      <w:pPr>
+        <w:rPr>
+          <w:color w:val="000000"/>
+        </w:rPr>
+      </w:pPr>
+      <w:r>
+        <w:rPr>
+          <w:color w:val="000000"/>
+        </w:rPr>
         <w:t>Da Lat is the city where my parents first met. They met in 1998, the year when my mother started working at a small hotel. The hotel where she worked was near Xuan Huong Lake. My father often visited the café where she had lunch. That is the reason why they became friends. December was the month when they decided to get married. Last year, our family returned to the places where their story began.</w:t>
       </w:r>
     </w:p>
     <w:p>
-      <w:r>
+      <w:pPr>
+        <w:rPr>
+          <w:color w:val="000000"/>
+        </w:rPr>
+      </w:pPr>
+      <w:r>
+        <w:rPr>
+          <w:color w:val="000000"/>
+        </w:rPr>
         <w:t>Trả lời câu hỏi:</w:t>
       </w:r>
     </w:p>
     <w:p>
-      <w:r>
+      <w:pPr>
+        <w:keepNext/>
+        <w:spacing w:before="120" w:after="60"/>
+        <w:rPr>
+          <w:color w:val="000000"/>
+        </w:rPr>
+      </w:pPr>
+      <w:r>
+        <w:rPr>
+          <w:color w:val="000000"/>
+        </w:rPr>
         <w:t>1. Where did the writer's parents first meet?</w:t>
       </w:r>
     </w:p>
     <w:p>
-      <w:r>
+      <w:pPr>
+        <w:keepNext/>
+        <w:spacing w:before="120" w:after="60"/>
+        <w:rPr>
+          <w:color w:val="000000"/>
+        </w:rPr>
+      </w:pPr>
+      <w:r>
+        <w:rPr>
+          <w:color w:val="000000"/>
+        </w:rPr>
         <w:t>2. When did they meet?</w:t>
       </w:r>
     </w:p>
     <w:p>
-      <w:r>
+      <w:pPr>
+        <w:keepNext/>
+        <w:spacing w:before="120" w:after="60"/>
+        <w:rPr>
+          <w:color w:val="000000"/>
+        </w:rPr>
+      </w:pPr>
+      <w:r>
+        <w:rPr>
+          <w:color w:val="000000"/>
+        </w:rPr>
         <w:t>3. What happened to the mother in 1998?</w:t>
       </w:r>
     </w:p>
     <w:p>
-      <w:r>
+      <w:pPr>
+        <w:keepNext/>
+        <w:spacing w:before="120" w:after="60"/>
+        <w:rPr>
+          <w:color w:val="000000"/>
+        </w:rPr>
+      </w:pPr>
+      <w:r>
+        <w:rPr>
+          <w:color w:val="000000"/>
+        </w:rPr>
         <w:t>4. Where did she work?</w:t>
       </w:r>
     </w:p>
     <w:p>
-      <w:r>
+      <w:pPr>
+        <w:keepNext/>
+        <w:spacing w:before="120" w:after="60"/>
+        <w:rPr>
+          <w:color w:val="000000"/>
+        </w:rPr>
+      </w:pPr>
+      <w:r>
+        <w:rPr>
+          <w:color w:val="000000"/>
+        </w:rPr>
         <w:t>5. What was near Xuan Huong Lake?</w:t>
       </w:r>
     </w:p>
     <w:p>
-      <w:r>
+      <w:pPr>
+        <w:keepNext/>
+        <w:spacing w:before="120" w:after="60"/>
+        <w:rPr>
+          <w:color w:val="000000"/>
+        </w:rPr>
+      </w:pPr>
+      <w:r>
+        <w:rPr>
+          <w:color w:val="000000"/>
+        </w:rPr>
         <w:t>6. Which café did the father visit?</w:t>
       </w:r>
     </w:p>
     <w:p>
-      <w:r>
+      <w:pPr>
+        <w:keepNext/>
+        <w:spacing w:before="120" w:after="60"/>
+        <w:rPr>
+          <w:color w:val="000000"/>
+        </w:rPr>
+      </w:pPr>
+      <w:r>
+        <w:rPr>
+          <w:color w:val="000000"/>
+        </w:rPr>
         <w:t>7. Why did they become friends?</w:t>
       </w:r>
     </w:p>
     <w:p>
-      <w:r>
+      <w:pPr>
+        <w:keepNext/>
+        <w:spacing w:before="120" w:after="60"/>
+        <w:rPr>
+          <w:color w:val="000000"/>
+        </w:rPr>
+      </w:pPr>
+      <w:r>
+        <w:rPr>
+          <w:color w:val="000000"/>
+        </w:rPr>
         <w:t>8. When did they decide to get married?</w:t>
       </w:r>
     </w:p>
     <w:p>
-      <w:r>
+      <w:pPr>
+        <w:keepNext/>
+        <w:spacing w:before="120" w:after="60"/>
+        <w:rPr>
+          <w:color w:val="000000"/>
+        </w:rPr>
+      </w:pPr>
+      <w:r>
+        <w:rPr>
+          <w:color w:val="000000"/>
+        </w:rPr>
         <w:t>9. When did the family return?</w:t>
       </w:r>
     </w:p>
     <w:p>
-      <w:r>
+      <w:pPr>
+        <w:keepNext/>
+        <w:spacing w:before="120" w:after="60"/>
+        <w:rPr>
+          <w:color w:val="000000"/>
+        </w:rPr>
+      </w:pPr>
+      <w:r>
+        <w:rPr>
+          <w:color w:val="000000"/>
+        </w:rPr>
         <w:t>10. Find one example each of where, when and why.</w:t>
       </w:r>
     </w:p>
     <w:p>
       <w:pPr>
         <w:pStyle w:val="Heading1"/>
+        <w:spacing w:before="240"/>
       </w:pPr>
       <w:r>
         <w:t>PHẦN 10. VIẾT CÂU HOÀN CHỈNH (10 điểm)</w:t>
       </w:r>
     </w:p>
     <w:p>
-      <w:r>
+      <w:pPr>
+        <w:keepNext/>
+        <w:spacing w:before="120" w:after="60"/>
+        <w:rPr>
+          <w:color w:val="000000"/>
+        </w:rPr>
+      </w:pPr>
+      <w:r>
+        <w:rPr>
+          <w:color w:val="000000"/>
+        </w:rPr>
         <w:t>1. house / where / I grow up → ______________________________</w:t>
       </w:r>
     </w:p>
     <w:p>
-      <w:r>
+      <w:pPr>
+        <w:keepNext/>
+        <w:spacing w:before="120" w:after="60"/>
+        <w:rPr>
+          <w:color w:val="000000"/>
+        </w:rPr>
+      </w:pPr>
+      <w:r>
+        <w:rPr>
+          <w:color w:val="000000"/>
+        </w:rPr>
         <w:t>2. day / when / we meet → ______________________________</w:t>
       </w:r>
     </w:p>
     <w:p>
-      <w:r>
+      <w:pPr>
+        <w:keepNext/>
+        <w:spacing w:before="120" w:after="60"/>
+        <w:rPr>
+          <w:color w:val="000000"/>
+        </w:rPr>
+      </w:pPr>
+      <w:r>
+        <w:rPr>
+          <w:color w:val="000000"/>
+        </w:rPr>
         <w:t>3. reason / why / she leave → ______________________________</w:t>
       </w:r>
     </w:p>
     <w:p>
-      <w:r>
+      <w:pPr>
+        <w:keepNext/>
+        <w:spacing w:before="120" w:after="60"/>
+        <w:rPr>
+          <w:color w:val="000000"/>
+        </w:rPr>
+      </w:pPr>
+      <w:r>
+        <w:rPr>
+          <w:color w:val="000000"/>
+        </w:rPr>
         <w:t>4. café / where / we have lunch → ______________________________</w:t>
       </w:r>
     </w:p>
     <w:p>
-      <w:r>
+      <w:pPr>
+        <w:keepNext/>
+        <w:spacing w:before="120" w:after="60"/>
+        <w:rPr>
+          <w:color w:val="000000"/>
+        </w:rPr>
+      </w:pPr>
+      <w:r>
+        <w:rPr>
+          <w:color w:val="000000"/>
+        </w:rPr>
         <w:t>5. year / when / I start university → ______________________________</w:t>
       </w:r>
     </w:p>
     <w:p>
-      <w:r>
+      <w:pPr>
+        <w:keepNext/>
+        <w:spacing w:before="120" w:after="60"/>
+        <w:rPr>
+          <w:color w:val="000000"/>
+        </w:rPr>
+      </w:pPr>
+      <w:r>
+        <w:rPr>
+          <w:color w:val="000000"/>
+        </w:rPr>
         <w:t>6. bookshop / which / sell old maps → ______________________________</w:t>
       </w:r>
     </w:p>
     <w:p>
-      <w:r>
+      <w:pPr>
+        <w:keepNext/>
+        <w:spacing w:before="120" w:after="60"/>
+        <w:rPr>
+          <w:color w:val="000000"/>
+        </w:rPr>
+      </w:pPr>
+      <w:r>
+        <w:rPr>
+          <w:color w:val="000000"/>
+        </w:rPr>
         <w:t>7. bookshop / where / I buy map → ______________________________</w:t>
       </w:r>
     </w:p>
     <w:p>
-      <w:r>
+      <w:pPr>
+        <w:keepNext/>
+        <w:spacing w:before="120" w:after="60"/>
+        <w:rPr>
+          <w:color w:val="000000"/>
+        </w:rPr>
+      </w:pPr>
+      <w:r>
+        <w:rPr>
+          <w:color w:val="000000"/>
+        </w:rPr>
         <w:t>8. day / which / change my life → ______________________________</w:t>
       </w:r>
     </w:p>
     <w:p>
-      <w:r>
+      <w:pPr>
+        <w:keepNext/>
+        <w:spacing w:before="120" w:after="60"/>
+        <w:rPr>
+          <w:color w:val="000000"/>
+        </w:rPr>
+      </w:pPr>
+      <w:r>
+        <w:rPr>
+          <w:color w:val="000000"/>
+        </w:rPr>
         <w:t>9. hotel / at which / we stay → ______________________________</w:t>
       </w:r>
     </w:p>
     <w:p>
-      <w:r>
+      <w:pPr>
+        <w:keepNext/>
+        <w:spacing w:before="120" w:after="60"/>
+        <w:rPr>
+          <w:color w:val="000000"/>
+        </w:rPr>
+      </w:pPr>
+      <w:r>
+        <w:rPr>
+          <w:color w:val="000000"/>
+        </w:rPr>
         <w:t>10. reason / for which / he resign → ______________________________</w:t>
       </w:r>
     </w:p>
     <w:p>
       <w:pPr>
         <w:spacing w:after="160"/>
-      </w:pPr>
-      <w:r>
+        <w:rPr>
+          <w:color w:val="000000"/>
+        </w:rPr>
+      </w:pPr>
+      <w:r>
+        <w:rPr>
+          <w:color w:val="000000"/>
+        </w:rPr>
         <w:br w:type="page"/>
       </w:r>
     </w:p>
     <w:p>
       <w:pPr>
         <w:pStyle w:val="Title"/>
+        <w:keepNext/>
+        <w:pageBreakBefore/>
+        <w:spacing w:after="240"/>
         <w:jc w:val="center"/>
         <w:rPr>
           <w:rFonts w:ascii="Arial" w:hAnsi="Arial" w:cs="Arial"/>
           <w:b/>
+          <w:color w:val="000000"/>
           <w:sz w:val="32"/>
         </w:rPr>
       </w:pPr>
@@ -662,6 +1719,7 @@
         <w:rPr>
           <w:rFonts w:ascii="Arial" w:hAnsi="Arial" w:cs="Arial"/>
           <w:b/>
+          <w:color w:val="000000"/>
           <w:sz w:val="32"/>
         </w:rPr>
         <w:t>ĐÁP ÁN</w:t>
@@ -670,18 +1728,22 @@
     <w:p>
       <w:pPr>
         <w:pStyle w:val="Title"/>
+        <w:keepNext/>
+        <w:spacing w:after="240"/>
         <w:jc w:val="center"/>
         <w:rPr>
           <w:rFonts w:ascii="Arial" w:hAnsi="Arial" w:cs="Arial"/>
           <w:b/>
-          <w:sz w:val="36"/>
+          <w:color w:val="000000"/>
+          <w:sz w:val="30"/>
         </w:rPr>
       </w:pPr>
       <w:r>
         <w:rPr>
           <w:rFonts w:ascii="Arial" w:hAnsi="Arial" w:cs="Arial"/>
           <w:b/>
-          <w:sz w:val="36"/>
+          <w:color w:val="000000"/>
+          <w:sz w:val="30"/>
         </w:rPr>
         <w:t>BÀI TẬP NGÀY 51 – WHERE / WHEN / WHY</w:t>
       </w:r>
@@ -689,584 +1751,1500 @@
     <w:p>
       <w:pPr>
         <w:pStyle w:val="Heading1"/>
+        <w:spacing w:before="0"/>
       </w:pPr>
       <w:r>
         <w:t>PHẦN 1</w:t>
       </w:r>
     </w:p>
     <w:p>
-      <w:r>
+      <w:pPr>
+        <w:spacing w:after="160"/>
+        <w:rPr>
+          <w:color w:val="000000"/>
+        </w:rPr>
+      </w:pPr>
+      <w:r>
+        <w:rPr>
+          <w:color w:val="000000"/>
+        </w:rPr>
         <w:t>1. A</w:t>
       </w:r>
     </w:p>
     <w:p>
-      <w:r>
+      <w:pPr>
+        <w:spacing w:after="160"/>
+        <w:rPr>
+          <w:color w:val="000000"/>
+        </w:rPr>
+      </w:pPr>
+      <w:r>
+        <w:rPr>
+          <w:color w:val="000000"/>
+        </w:rPr>
         <w:t>2. B</w:t>
       </w:r>
     </w:p>
     <w:p>
-      <w:r>
+      <w:pPr>
+        <w:spacing w:after="160"/>
+        <w:rPr>
+          <w:color w:val="000000"/>
+        </w:rPr>
+      </w:pPr>
+      <w:r>
+        <w:rPr>
+          <w:color w:val="000000"/>
+        </w:rPr>
         <w:t>3. C</w:t>
       </w:r>
     </w:p>
     <w:p>
-      <w:r>
+      <w:pPr>
+        <w:spacing w:after="160"/>
+        <w:rPr>
+          <w:color w:val="000000"/>
+        </w:rPr>
+      </w:pPr>
+      <w:r>
+        <w:rPr>
+          <w:color w:val="000000"/>
+        </w:rPr>
         <w:t>4. A</w:t>
       </w:r>
     </w:p>
     <w:p>
-      <w:r>
+      <w:pPr>
+        <w:spacing w:after="160"/>
+        <w:rPr>
+          <w:color w:val="000000"/>
+        </w:rPr>
+      </w:pPr>
+      <w:r>
+        <w:rPr>
+          <w:color w:val="000000"/>
+        </w:rPr>
         <w:t>5. B</w:t>
       </w:r>
     </w:p>
     <w:p>
-      <w:r>
+      <w:pPr>
+        <w:spacing w:after="160"/>
+        <w:rPr>
+          <w:color w:val="000000"/>
+        </w:rPr>
+      </w:pPr>
+      <w:r>
+        <w:rPr>
+          <w:color w:val="000000"/>
+        </w:rPr>
         <w:t>6. B</w:t>
       </w:r>
     </w:p>
     <w:p>
-      <w:r>
+      <w:pPr>
+        <w:spacing w:after="160"/>
+        <w:rPr>
+          <w:color w:val="000000"/>
+        </w:rPr>
+      </w:pPr>
+      <w:r>
+        <w:rPr>
+          <w:color w:val="000000"/>
+        </w:rPr>
         <w:t>7. A</w:t>
       </w:r>
     </w:p>
     <w:p>
-      <w:r>
+      <w:pPr>
+        <w:spacing w:after="160"/>
+        <w:rPr>
+          <w:color w:val="000000"/>
+        </w:rPr>
+      </w:pPr>
+      <w:r>
+        <w:rPr>
+          <w:color w:val="000000"/>
+        </w:rPr>
         <w:t>8. C</w:t>
       </w:r>
     </w:p>
     <w:p>
-      <w:r>
+      <w:pPr>
+        <w:spacing w:after="160"/>
+        <w:rPr>
+          <w:color w:val="000000"/>
+        </w:rPr>
+      </w:pPr>
+      <w:r>
+        <w:rPr>
+          <w:color w:val="000000"/>
+        </w:rPr>
         <w:t>9. A</w:t>
       </w:r>
     </w:p>
     <w:p>
-      <w:r>
+      <w:pPr>
+        <w:spacing w:after="160"/>
+        <w:rPr>
+          <w:color w:val="000000"/>
+        </w:rPr>
+      </w:pPr>
+      <w:r>
+        <w:rPr>
+          <w:color w:val="000000"/>
+        </w:rPr>
         <w:t>10. B</w:t>
       </w:r>
     </w:p>
     <w:p>
       <w:pPr>
         <w:pStyle w:val="Heading1"/>
+        <w:spacing w:before="240"/>
       </w:pPr>
       <w:r>
         <w:t>PHẦN 2</w:t>
       </w:r>
     </w:p>
     <w:p>
-      <w:r>
+      <w:pPr>
+        <w:spacing w:after="160"/>
+        <w:rPr>
+          <w:color w:val="000000"/>
+        </w:rPr>
+      </w:pPr>
+      <w:r>
+        <w:rPr>
+          <w:color w:val="000000"/>
+        </w:rPr>
         <w:t>1. where</w:t>
       </w:r>
     </w:p>
     <w:p>
-      <w:r>
+      <w:pPr>
+        <w:spacing w:after="160"/>
+        <w:rPr>
+          <w:color w:val="000000"/>
+        </w:rPr>
+      </w:pPr>
+      <w:r>
+        <w:rPr>
+          <w:color w:val="000000"/>
+        </w:rPr>
         <w:t>2. when</w:t>
       </w:r>
     </w:p>
     <w:p>
-      <w:r>
+      <w:pPr>
+        <w:spacing w:after="160"/>
+        <w:rPr>
+          <w:color w:val="000000"/>
+        </w:rPr>
+      </w:pPr>
+      <w:r>
+        <w:rPr>
+          <w:color w:val="000000"/>
+        </w:rPr>
         <w:t>3. why</w:t>
       </w:r>
     </w:p>
     <w:p>
-      <w:r>
+      <w:pPr>
+        <w:spacing w:after="160"/>
+        <w:rPr>
+          <w:color w:val="000000"/>
+        </w:rPr>
+      </w:pPr>
+      <w:r>
+        <w:rPr>
+          <w:color w:val="000000"/>
+        </w:rPr>
         <w:t>4. where</w:t>
       </w:r>
     </w:p>
     <w:p>
-      <w:r>
+      <w:pPr>
+        <w:spacing w:after="160"/>
+        <w:rPr>
+          <w:color w:val="000000"/>
+        </w:rPr>
+      </w:pPr>
+      <w:r>
+        <w:rPr>
+          <w:color w:val="000000"/>
+        </w:rPr>
         <w:t>5. when</w:t>
       </w:r>
     </w:p>
     <w:p>
-      <w:r>
+      <w:pPr>
+        <w:spacing w:after="160"/>
+        <w:rPr>
+          <w:color w:val="000000"/>
+        </w:rPr>
+      </w:pPr>
+      <w:r>
+        <w:rPr>
+          <w:color w:val="000000"/>
+        </w:rPr>
         <w:t>6. why</w:t>
       </w:r>
     </w:p>
     <w:p>
-      <w:r>
+      <w:pPr>
+        <w:spacing w:after="160"/>
+        <w:rPr>
+          <w:color w:val="000000"/>
+        </w:rPr>
+      </w:pPr>
+      <w:r>
+        <w:rPr>
+          <w:color w:val="000000"/>
+        </w:rPr>
         <w:t>7. where</w:t>
       </w:r>
     </w:p>
     <w:p>
-      <w:r>
+      <w:pPr>
+        <w:spacing w:after="160"/>
+        <w:rPr>
+          <w:color w:val="000000"/>
+        </w:rPr>
+      </w:pPr>
+      <w:r>
+        <w:rPr>
+          <w:color w:val="000000"/>
+        </w:rPr>
         <w:t>8. when</w:t>
       </w:r>
     </w:p>
     <w:p>
-      <w:r>
+      <w:pPr>
+        <w:spacing w:after="160"/>
+        <w:rPr>
+          <w:color w:val="000000"/>
+        </w:rPr>
+      </w:pPr>
+      <w:r>
+        <w:rPr>
+          <w:color w:val="000000"/>
+        </w:rPr>
         <w:t>9. why</w:t>
       </w:r>
     </w:p>
     <w:p>
-      <w:r>
+      <w:pPr>
+        <w:spacing w:after="160"/>
+        <w:rPr>
+          <w:color w:val="000000"/>
+        </w:rPr>
+      </w:pPr>
+      <w:r>
+        <w:rPr>
+          <w:color w:val="000000"/>
+        </w:rPr>
         <w:t>10. where</w:t>
       </w:r>
     </w:p>
     <w:p>
       <w:pPr>
         <w:pStyle w:val="Heading1"/>
+        <w:spacing w:before="240"/>
       </w:pPr>
       <w:r>
         <w:t>PHẦN 3</w:t>
       </w:r>
     </w:p>
     <w:p>
-      <w:r>
+      <w:pPr>
+        <w:spacing w:after="160"/>
+        <w:rPr>
+          <w:color w:val="000000"/>
+        </w:rPr>
+      </w:pPr>
+      <w:r>
+        <w:rPr>
+          <w:color w:val="000000"/>
+        </w:rPr>
         <w:t>1. where</w:t>
       </w:r>
     </w:p>
     <w:p>
-      <w:r>
+      <w:pPr>
+        <w:spacing w:after="160"/>
+        <w:rPr>
+          <w:color w:val="000000"/>
+        </w:rPr>
+      </w:pPr>
+      <w:r>
+        <w:rPr>
+          <w:color w:val="000000"/>
+        </w:rPr>
         <w:t>2. which/that</w:t>
       </w:r>
     </w:p>
     <w:p>
-      <w:r>
+      <w:pPr>
+        <w:spacing w:after="160"/>
+        <w:rPr>
+          <w:color w:val="000000"/>
+        </w:rPr>
+      </w:pPr>
+      <w:r>
+        <w:rPr>
+          <w:color w:val="000000"/>
+        </w:rPr>
         <w:t>3. which/that</w:t>
       </w:r>
     </w:p>
     <w:p>
-      <w:r>
+      <w:pPr>
+        <w:spacing w:after="160"/>
+        <w:rPr>
+          <w:color w:val="000000"/>
+        </w:rPr>
+      </w:pPr>
+      <w:r>
+        <w:rPr>
+          <w:color w:val="000000"/>
+        </w:rPr>
         <w:t>4. where</w:t>
       </w:r>
     </w:p>
     <w:p>
-      <w:r>
+      <w:pPr>
+        <w:spacing w:after="160"/>
+        <w:rPr>
+          <w:color w:val="000000"/>
+        </w:rPr>
+      </w:pPr>
+      <w:r>
+        <w:rPr>
+          <w:color w:val="000000"/>
+        </w:rPr>
         <w:t>5. which/that</w:t>
       </w:r>
     </w:p>
     <w:p>
-      <w:r>
+      <w:pPr>
+        <w:spacing w:after="160"/>
+        <w:rPr>
+          <w:color w:val="000000"/>
+        </w:rPr>
+      </w:pPr>
+      <w:r>
+        <w:rPr>
+          <w:color w:val="000000"/>
+        </w:rPr>
         <w:t>6. which/that</w:t>
       </w:r>
     </w:p>
     <w:p>
-      <w:r>
+      <w:pPr>
+        <w:spacing w:after="160"/>
+        <w:rPr>
+          <w:color w:val="000000"/>
+        </w:rPr>
+      </w:pPr>
+      <w:r>
+        <w:rPr>
+          <w:color w:val="000000"/>
+        </w:rPr>
         <w:t>7. where</w:t>
       </w:r>
     </w:p>
     <w:p>
-      <w:r>
+      <w:pPr>
+        <w:spacing w:after="160"/>
+        <w:rPr>
+          <w:color w:val="000000"/>
+        </w:rPr>
+      </w:pPr>
+      <w:r>
+        <w:rPr>
+          <w:color w:val="000000"/>
+        </w:rPr>
         <w:t>8. where</w:t>
       </w:r>
     </w:p>
     <w:p>
-      <w:r>
+      <w:pPr>
+        <w:spacing w:after="160"/>
+        <w:rPr>
+          <w:color w:val="000000"/>
+        </w:rPr>
+      </w:pPr>
+      <w:r>
+        <w:rPr>
+          <w:color w:val="000000"/>
+        </w:rPr>
         <w:t>9. which/that</w:t>
       </w:r>
     </w:p>
     <w:p>
-      <w:r>
+      <w:pPr>
+        <w:spacing w:after="160"/>
+        <w:rPr>
+          <w:color w:val="000000"/>
+        </w:rPr>
+      </w:pPr>
+      <w:r>
+        <w:rPr>
+          <w:color w:val="000000"/>
+        </w:rPr>
         <w:t>10. which/that</w:t>
       </w:r>
     </w:p>
     <w:p>
       <w:pPr>
         <w:pStyle w:val="Heading1"/>
+        <w:spacing w:before="240"/>
       </w:pPr>
       <w:r>
         <w:t>PHẦN 4</w:t>
       </w:r>
     </w:p>
     <w:p>
-      <w:r>
+      <w:pPr>
+        <w:spacing w:after="160"/>
+        <w:rPr>
+          <w:color w:val="000000"/>
+        </w:rPr>
+      </w:pPr>
+      <w:r>
+        <w:rPr>
+          <w:color w:val="000000"/>
+        </w:rPr>
         <w:t>1. when</w:t>
       </w:r>
     </w:p>
     <w:p>
-      <w:r>
+      <w:pPr>
+        <w:spacing w:after="160"/>
+        <w:rPr>
+          <w:color w:val="000000"/>
+        </w:rPr>
+      </w:pPr>
+      <w:r>
+        <w:rPr>
+          <w:color w:val="000000"/>
+        </w:rPr>
         <w:t>2. which/that</w:t>
       </w:r>
     </w:p>
     <w:p>
-      <w:r>
+      <w:pPr>
+        <w:spacing w:after="160"/>
+        <w:rPr>
+          <w:color w:val="000000"/>
+        </w:rPr>
+      </w:pPr>
+      <w:r>
+        <w:rPr>
+          <w:color w:val="000000"/>
+        </w:rPr>
         <w:t>3. which/that</w:t>
       </w:r>
     </w:p>
     <w:p>
-      <w:r>
+      <w:pPr>
+        <w:spacing w:after="160"/>
+        <w:rPr>
+          <w:color w:val="000000"/>
+        </w:rPr>
+      </w:pPr>
+      <w:r>
+        <w:rPr>
+          <w:color w:val="000000"/>
+        </w:rPr>
         <w:t>4. when</w:t>
       </w:r>
     </w:p>
     <w:p>
-      <w:r>
+      <w:pPr>
+        <w:spacing w:after="160"/>
+        <w:rPr>
+          <w:color w:val="000000"/>
+        </w:rPr>
+      </w:pPr>
+      <w:r>
+        <w:rPr>
+          <w:color w:val="000000"/>
+        </w:rPr>
         <w:t>5. which/that</w:t>
       </w:r>
     </w:p>
     <w:p>
-      <w:r>
+      <w:pPr>
+        <w:spacing w:after="160"/>
+        <w:rPr>
+          <w:color w:val="000000"/>
+        </w:rPr>
+      </w:pPr>
+      <w:r>
+        <w:rPr>
+          <w:color w:val="000000"/>
+        </w:rPr>
         <w:t>6. when</w:t>
       </w:r>
     </w:p>
     <w:p>
-      <w:r>
+      <w:pPr>
+        <w:spacing w:after="160"/>
+        <w:rPr>
+          <w:color w:val="000000"/>
+        </w:rPr>
+      </w:pPr>
+      <w:r>
+        <w:rPr>
+          <w:color w:val="000000"/>
+        </w:rPr>
         <w:t>7. which/that</w:t>
       </w:r>
     </w:p>
     <w:p>
-      <w:r>
+      <w:pPr>
+        <w:spacing w:after="160"/>
+        <w:rPr>
+          <w:color w:val="000000"/>
+        </w:rPr>
+      </w:pPr>
+      <w:r>
+        <w:rPr>
+          <w:color w:val="000000"/>
+        </w:rPr>
         <w:t>8. which/that</w:t>
       </w:r>
     </w:p>
     <w:p>
-      <w:r>
+      <w:pPr>
+        <w:spacing w:after="160"/>
+        <w:rPr>
+          <w:color w:val="000000"/>
+        </w:rPr>
+      </w:pPr>
+      <w:r>
+        <w:rPr>
+          <w:color w:val="000000"/>
+        </w:rPr>
         <w:t>9. when</w:t>
       </w:r>
     </w:p>
     <w:p>
-      <w:r>
+      <w:pPr>
+        <w:spacing w:after="160"/>
+        <w:rPr>
+          <w:color w:val="000000"/>
+        </w:rPr>
+      </w:pPr>
+      <w:r>
+        <w:rPr>
+          <w:color w:val="000000"/>
+        </w:rPr>
         <w:t>10. which/that</w:t>
       </w:r>
     </w:p>
     <w:p>
       <w:pPr>
         <w:pStyle w:val="Heading1"/>
+        <w:spacing w:before="240"/>
       </w:pPr>
       <w:r>
         <w:t>PHẦN 5</w:t>
       </w:r>
     </w:p>
     <w:p>
-      <w:r>
+      <w:pPr>
+        <w:spacing w:after="160"/>
+        <w:rPr>
+          <w:color w:val="000000"/>
+        </w:rPr>
+      </w:pPr>
+      <w:r>
+        <w:rPr>
+          <w:color w:val="000000"/>
+        </w:rPr>
         <w:t>1. This is the park where we play football.</w:t>
       </w:r>
     </w:p>
     <w:p>
-      <w:r>
+      <w:pPr>
+        <w:spacing w:after="160"/>
+        <w:rPr>
+          <w:color w:val="000000"/>
+        </w:rPr>
+      </w:pPr>
+      <w:r>
+        <w:rPr>
+          <w:color w:val="000000"/>
+        </w:rPr>
         <w:t>2. Hanoi is the city where I was born.</w:t>
       </w:r>
     </w:p>
     <w:p>
-      <w:r>
+      <w:pPr>
+        <w:spacing w:after="160"/>
+        <w:rPr>
+          <w:color w:val="000000"/>
+        </w:rPr>
+      </w:pPr>
+      <w:r>
+        <w:rPr>
+          <w:color w:val="000000"/>
+        </w:rPr>
         <w:t>3. The café where we first met is small.</w:t>
       </w:r>
     </w:p>
     <w:p>
-      <w:r>
+      <w:pPr>
+        <w:spacing w:after="160"/>
+        <w:rPr>
+          <w:color w:val="000000"/>
+        </w:rPr>
+      </w:pPr>
+      <w:r>
+        <w:rPr>
+          <w:color w:val="000000"/>
+        </w:rPr>
         <w:t>4. I visited the school where my father studied.</w:t>
       </w:r>
     </w:p>
     <w:p>
-      <w:r>
+      <w:pPr>
+        <w:spacing w:after="160"/>
+        <w:rPr>
+          <w:color w:val="000000"/>
+        </w:rPr>
+      </w:pPr>
+      <w:r>
+        <w:rPr>
+          <w:color w:val="000000"/>
+        </w:rPr>
         <w:t>5. The room where we hold meetings is quiet.</w:t>
       </w:r>
     </w:p>
     <w:p>
-      <w:r>
+      <w:pPr>
+        <w:spacing w:after="160"/>
+        <w:rPr>
+          <w:color w:val="000000"/>
+        </w:rPr>
+      </w:pPr>
+      <w:r>
+        <w:rPr>
+          <w:color w:val="000000"/>
+        </w:rPr>
         <w:t>6. That is the shop where I buy bread.</w:t>
       </w:r>
     </w:p>
     <w:p>
-      <w:r>
+      <w:pPr>
+        <w:spacing w:after="160"/>
+        <w:rPr>
+          <w:color w:val="000000"/>
+        </w:rPr>
+      </w:pPr>
+      <w:r>
+        <w:rPr>
+          <w:color w:val="000000"/>
+        </w:rPr>
         <w:t>7. The hotel where we stayed was comfortable.</w:t>
       </w:r>
     </w:p>
     <w:p>
-      <w:r>
+      <w:pPr>
+        <w:spacing w:after="160"/>
+        <w:rPr>
+          <w:color w:val="000000"/>
+        </w:rPr>
+      </w:pPr>
+      <w:r>
+        <w:rPr>
+          <w:color w:val="000000"/>
+        </w:rPr>
         <w:t>8. This is the village where my grandmother lives.</w:t>
       </w:r>
     </w:p>
     <w:p>
-      <w:r>
+      <w:pPr>
+        <w:spacing w:after="160"/>
+        <w:rPr>
+          <w:color w:val="000000"/>
+        </w:rPr>
+      </w:pPr>
+      <w:r>
+        <w:rPr>
+          <w:color w:val="000000"/>
+        </w:rPr>
         <w:t>9. The office where Lan works is upstairs.</w:t>
       </w:r>
     </w:p>
     <w:p>
-      <w:r>
+      <w:pPr>
+        <w:spacing w:after="160"/>
+        <w:rPr>
+          <w:color w:val="000000"/>
+        </w:rPr>
+      </w:pPr>
+      <w:r>
+        <w:rPr>
+          <w:color w:val="000000"/>
+        </w:rPr>
         <w:t>10. We found a beach where nobody else was.</w:t>
       </w:r>
     </w:p>
     <w:p>
       <w:pPr>
         <w:pStyle w:val="Heading1"/>
+        <w:spacing w:before="240"/>
       </w:pPr>
       <w:r>
         <w:t>PHẦN 6</w:t>
       </w:r>
     </w:p>
     <w:p>
-      <w:r>
+      <w:pPr>
+        <w:spacing w:after="160"/>
+        <w:rPr>
+          <w:color w:val="000000"/>
+        </w:rPr>
+      </w:pPr>
+      <w:r>
+        <w:rPr>
+          <w:color w:val="000000"/>
+        </w:rPr>
         <w:t>1. I remember the day when we first met.</w:t>
       </w:r>
     </w:p>
     <w:p>
-      <w:r>
+      <w:pPr>
+        <w:spacing w:after="160"/>
+        <w:rPr>
+          <w:color w:val="000000"/>
+        </w:rPr>
+      </w:pPr>
+      <w:r>
+        <w:rPr>
+          <w:color w:val="000000"/>
+        </w:rPr>
         <w:t>2. 2022 was the year when I moved to Hanoi.</w:t>
       </w:r>
     </w:p>
     <w:p>
-      <w:r>
+      <w:pPr>
+        <w:spacing w:after="160"/>
+        <w:rPr>
+          <w:color w:val="000000"/>
+        </w:rPr>
+      </w:pPr>
+      <w:r>
+        <w:rPr>
+          <w:color w:val="000000"/>
+        </w:rPr>
         <w:t>3. Summer is the season when many people travel.</w:t>
       </w:r>
     </w:p>
     <w:p>
-      <w:r>
+      <w:pPr>
+        <w:spacing w:after="160"/>
+        <w:rPr>
+          <w:color w:val="000000"/>
+        </w:rPr>
+      </w:pPr>
+      <w:r>
+        <w:rPr>
+          <w:color w:val="000000"/>
+        </w:rPr>
         <w:t>4. Tell me the reason why you left.</w:t>
       </w:r>
     </w:p>
     <w:p>
-      <w:r>
+      <w:pPr>
+        <w:spacing w:after="160"/>
+        <w:rPr>
+          <w:color w:val="000000"/>
+        </w:rPr>
+      </w:pPr>
+      <w:r>
+        <w:rPr>
+          <w:color w:val="000000"/>
+        </w:rPr>
         <w:t>5. I understand the reason why she was upset.</w:t>
       </w:r>
     </w:p>
     <w:p>
-      <w:r>
+      <w:pPr>
+        <w:spacing w:after="160"/>
+        <w:rPr>
+          <w:color w:val="000000"/>
+        </w:rPr>
+      </w:pPr>
+      <w:r>
+        <w:rPr>
+          <w:color w:val="000000"/>
+        </w:rPr>
         <w:t>6. Monday is the day when we have our meeting.</w:t>
       </w:r>
     </w:p>
     <w:p>
-      <w:r>
+      <w:pPr>
+        <w:spacing w:after="160"/>
+        <w:rPr>
+          <w:color w:val="000000"/>
+        </w:rPr>
+      </w:pPr>
+      <w:r>
+        <w:rPr>
+          <w:color w:val="000000"/>
+        </w:rPr>
         <w:t>7. That was the moment when I knew the answer.</w:t>
       </w:r>
     </w:p>
     <w:p>
-      <w:r>
+      <w:pPr>
+        <w:spacing w:after="160"/>
+        <w:rPr>
+          <w:color w:val="000000"/>
+        </w:rPr>
+      </w:pPr>
+      <w:r>
+        <w:rPr>
+          <w:color w:val="000000"/>
+        </w:rPr>
         <w:t>8. I don't know the reason why they canceled the trip.</w:t>
       </w:r>
     </w:p>
     <w:p>
-      <w:r>
+      <w:pPr>
+        <w:spacing w:after="160"/>
+        <w:rPr>
+          <w:color w:val="000000"/>
+        </w:rPr>
+      </w:pPr>
+      <w:r>
+        <w:rPr>
+          <w:color w:val="000000"/>
+        </w:rPr>
         <w:t>9. Childhood is a time when we learn quickly.</w:t>
       </w:r>
     </w:p>
     <w:p>
-      <w:r>
+      <w:pPr>
+        <w:spacing w:after="160"/>
+        <w:rPr>
+          <w:color w:val="000000"/>
+        </w:rPr>
+      </w:pPr>
+      <w:r>
+        <w:rPr>
+          <w:color w:val="000000"/>
+        </w:rPr>
         <w:t>10. Explain the reason why you refused.</w:t>
       </w:r>
     </w:p>
     <w:p>
       <w:pPr>
         <w:pStyle w:val="Heading1"/>
+        <w:spacing w:before="240"/>
       </w:pPr>
       <w:r>
         <w:t>PHẦN 7</w:t>
       </w:r>
     </w:p>
     <w:p>
-      <w:r>
+      <w:pPr>
+        <w:spacing w:after="160"/>
+        <w:rPr>
+          <w:color w:val="000000"/>
+        </w:rPr>
+      </w:pPr>
+      <w:r>
+        <w:rPr>
+          <w:color w:val="000000"/>
+        </w:rPr>
         <w:t>1. The house in which I live is small.</w:t>
       </w:r>
     </w:p>
     <w:p>
-      <w:r>
+      <w:pPr>
+        <w:spacing w:after="160"/>
+        <w:rPr>
+          <w:color w:val="000000"/>
+        </w:rPr>
+      </w:pPr>
+      <w:r>
+        <w:rPr>
+          <w:color w:val="000000"/>
+        </w:rPr>
         <w:t>2. The café at which we met is closed.</w:t>
       </w:r>
     </w:p>
     <w:p>
-      <w:r>
+      <w:pPr>
+        <w:spacing w:after="160"/>
+        <w:rPr>
+          <w:color w:val="000000"/>
+        </w:rPr>
+      </w:pPr>
+      <w:r>
+        <w:rPr>
+          <w:color w:val="000000"/>
+        </w:rPr>
         <w:t>3. The year in which she graduated was 2020.</w:t>
       </w:r>
     </w:p>
     <w:p>
-      <w:r>
+      <w:pPr>
+        <w:spacing w:after="160"/>
+        <w:rPr>
+          <w:color w:val="000000"/>
+        </w:rPr>
+      </w:pPr>
+      <w:r>
+        <w:rPr>
+          <w:color w:val="000000"/>
+        </w:rPr>
         <w:t>4. The day on which we arrived was rainy.</w:t>
       </w:r>
     </w:p>
     <w:p>
-      <w:r>
+      <w:pPr>
+        <w:spacing w:after="160"/>
+        <w:rPr>
+          <w:color w:val="000000"/>
+        </w:rPr>
+      </w:pPr>
+      <w:r>
+        <w:rPr>
+          <w:color w:val="000000"/>
+        </w:rPr>
         <w:t>5. The reason for which he left is unclear.</w:t>
       </w:r>
     </w:p>
     <w:p>
-      <w:r>
+      <w:pPr>
+        <w:spacing w:after="160"/>
+        <w:rPr>
+          <w:color w:val="000000"/>
+        </w:rPr>
+      </w:pPr>
+      <w:r>
+        <w:rPr>
+          <w:color w:val="000000"/>
+        </w:rPr>
         <w:t>6. The room in which they work is bright.</w:t>
       </w:r>
     </w:p>
     <w:p>
-      <w:r>
+      <w:pPr>
+        <w:spacing w:after="160"/>
+        <w:rPr>
+          <w:color w:val="000000"/>
+        </w:rPr>
+      </w:pPr>
+      <w:r>
+        <w:rPr>
+          <w:color w:val="000000"/>
+        </w:rPr>
         <w:t>7. The month in which I was born is May.</w:t>
       </w:r>
     </w:p>
     <w:p>
-      <w:r>
+      <w:pPr>
+        <w:spacing w:after="160"/>
+        <w:rPr>
+          <w:color w:val="000000"/>
+        </w:rPr>
+      </w:pPr>
+      <w:r>
+        <w:rPr>
+          <w:color w:val="000000"/>
+        </w:rPr>
         <w:t>8. The hotel at which we stayed was expensive.</w:t>
       </w:r>
     </w:p>
     <w:p>
-      <w:r>
+      <w:pPr>
+        <w:spacing w:after="160"/>
+        <w:rPr>
+          <w:color w:val="000000"/>
+        </w:rPr>
+      </w:pPr>
+      <w:r>
+        <w:rPr>
+          <w:color w:val="000000"/>
+        </w:rPr>
         <w:t>9. The time at which the shop opens is 8 a.m.</w:t>
       </w:r>
     </w:p>
     <w:p>
-      <w:r>
+      <w:pPr>
+        <w:spacing w:after="160"/>
+        <w:rPr>
+          <w:color w:val="000000"/>
+        </w:rPr>
+      </w:pPr>
+      <w:r>
+        <w:rPr>
+          <w:color w:val="000000"/>
+        </w:rPr>
         <w:t>10. The reason for which she complained was valid.</w:t>
       </w:r>
     </w:p>
     <w:p>
       <w:pPr>
         <w:pStyle w:val="Heading1"/>
+        <w:spacing w:before="240"/>
       </w:pPr>
       <w:r>
         <w:t>PHẦN 8</w:t>
       </w:r>
     </w:p>
     <w:p>
-      <w:r>
+      <w:pPr>
+        <w:spacing w:after="160"/>
+        <w:rPr>
+          <w:color w:val="000000"/>
+        </w:rPr>
+      </w:pPr>
+      <w:r>
+        <w:rPr>
+          <w:color w:val="000000"/>
+        </w:rPr>
         <w:t>1. This is the house which/that Lan bought.</w:t>
       </w:r>
     </w:p>
     <w:p>
-      <w:r>
+      <w:pPr>
+        <w:spacing w:after="160"/>
+        <w:rPr>
+          <w:color w:val="000000"/>
+        </w:rPr>
+      </w:pPr>
+      <w:r>
+        <w:rPr>
+          <w:color w:val="000000"/>
+        </w:rPr>
         <w:t>2. The café where we met is closed.</w:t>
       </w:r>
     </w:p>
     <w:p>
-      <w:r>
+      <w:pPr>
+        <w:spacing w:after="160"/>
+        <w:rPr>
+          <w:color w:val="000000"/>
+        </w:rPr>
+      </w:pPr>
+      <w:r>
+        <w:rPr>
+          <w:color w:val="000000"/>
+        </w:rPr>
         <w:t>3. I remember the day which/that changed my life.</w:t>
       </w:r>
     </w:p>
     <w:p>
-      <w:r>
+      <w:pPr>
+        <w:spacing w:after="160"/>
+        <w:rPr>
+          <w:color w:val="000000"/>
+        </w:rPr>
+      </w:pPr>
+      <w:r>
+        <w:rPr>
+          <w:color w:val="000000"/>
+        </w:rPr>
         <w:t>4. The reason why he left is unclear.</w:t>
       </w:r>
     </w:p>
     <w:p>
-      <w:r>
+      <w:pPr>
+        <w:spacing w:after="160"/>
+        <w:rPr>
+          <w:color w:val="000000"/>
+        </w:rPr>
+      </w:pPr>
+      <w:r>
+        <w:rPr>
+          <w:color w:val="000000"/>
+        </w:rPr>
         <w:t>5. This is the city where I live. / This is the city in which I live.</w:t>
       </w:r>
     </w:p>
     <w:p>
-      <w:r>
+      <w:pPr>
+        <w:spacing w:after="160"/>
+        <w:rPr>
+          <w:color w:val="000000"/>
+        </w:rPr>
+      </w:pPr>
+      <w:r>
+        <w:rPr>
+          <w:color w:val="000000"/>
+        </w:rPr>
         <w:t>6. 2020 was the year when I graduated.</w:t>
       </w:r>
     </w:p>
     <w:p>
-      <w:r>
+      <w:pPr>
+        <w:spacing w:after="160"/>
+        <w:rPr>
+          <w:color w:val="000000"/>
+        </w:rPr>
+      </w:pPr>
+      <w:r>
+        <w:rPr>
+          <w:color w:val="000000"/>
+        </w:rPr>
         <w:t>7. The shop which/that sells books is new.</w:t>
       </w:r>
     </w:p>
     <w:p>
-      <w:r>
+      <w:pPr>
+        <w:spacing w:after="160"/>
+        <w:rPr>
+          <w:color w:val="000000"/>
+        </w:rPr>
+      </w:pPr>
+      <w:r>
+        <w:rPr>
+          <w:color w:val="000000"/>
+        </w:rPr>
         <w:t>8. The day when we met was Monday.</w:t>
       </w:r>
     </w:p>
     <w:p>
-      <w:r>
+      <w:pPr>
+        <w:spacing w:after="160"/>
+        <w:rPr>
+          <w:color w:val="000000"/>
+        </w:rPr>
+      </w:pPr>
+      <w:r>
+        <w:rPr>
+          <w:color w:val="000000"/>
+        </w:rPr>
         <w:t>9. The reason why she cried is unknown.</w:t>
       </w:r>
     </w:p>
     <w:p>
-      <w:r>
+      <w:pPr>
+        <w:spacing w:after="160"/>
+        <w:rPr>
+          <w:color w:val="000000"/>
+        </w:rPr>
+      </w:pPr>
+      <w:r>
+        <w:rPr>
+          <w:color w:val="000000"/>
+        </w:rPr>
         <w:t>10. The room where we study is quiet.</w:t>
       </w:r>
     </w:p>
     <w:p>
       <w:pPr>
         <w:pStyle w:val="Heading1"/>
+        <w:spacing w:before="240"/>
       </w:pPr>
       <w:r>
         <w:t>PHẦN 9</w:t>
       </w:r>
     </w:p>
     <w:p>
-      <w:r>
+      <w:pPr>
+        <w:spacing w:after="160"/>
+        <w:rPr>
+          <w:color w:val="000000"/>
+        </w:rPr>
+      </w:pPr>
+      <w:r>
+        <w:rPr>
+          <w:color w:val="000000"/>
+        </w:rPr>
         <w:t>1. In Da Lat.</w:t>
       </w:r>
     </w:p>
     <w:p>
-      <w:r>
+      <w:pPr>
+        <w:spacing w:after="160"/>
+        <w:rPr>
+          <w:color w:val="000000"/>
+        </w:rPr>
+      </w:pPr>
+      <w:r>
+        <w:rPr>
+          <w:color w:val="000000"/>
+        </w:rPr>
         <w:t>2. In 1998.</w:t>
       </w:r>
     </w:p>
     <w:p>
-      <w:r>
+      <w:pPr>
+        <w:spacing w:after="160"/>
+        <w:rPr>
+          <w:color w:val="000000"/>
+        </w:rPr>
+      </w:pPr>
+      <w:r>
+        <w:rPr>
+          <w:color w:val="000000"/>
+        </w:rPr>
         <w:t>3. She started working at a small hotel.</w:t>
       </w:r>
     </w:p>
     <w:p>
-      <w:r>
+      <w:pPr>
+        <w:spacing w:after="160"/>
+        <w:rPr>
+          <w:color w:val="000000"/>
+        </w:rPr>
+      </w:pPr>
+      <w:r>
+        <w:rPr>
+          <w:color w:val="000000"/>
+        </w:rPr>
         <w:t>4. At a small hotel.</w:t>
       </w:r>
     </w:p>
     <w:p>
-      <w:r>
+      <w:pPr>
+        <w:spacing w:after="160"/>
+        <w:rPr>
+          <w:color w:val="000000"/>
+        </w:rPr>
+      </w:pPr>
+      <w:r>
+        <w:rPr>
+          <w:color w:val="000000"/>
+        </w:rPr>
         <w:t>5. The hotel.</w:t>
       </w:r>
     </w:p>
     <w:p>
-      <w:r>
+      <w:pPr>
+        <w:spacing w:after="160"/>
+        <w:rPr>
+          <w:color w:val="000000"/>
+        </w:rPr>
+      </w:pPr>
+      <w:r>
+        <w:rPr>
+          <w:color w:val="000000"/>
+        </w:rPr>
         <w:t>6. The café where the mother had lunch.</w:t>
       </w:r>
     </w:p>
     <w:p>
-      <w:r>
+      <w:pPr>
+        <w:spacing w:after="160"/>
+        <w:rPr>
+          <w:color w:val="000000"/>
+        </w:rPr>
+      </w:pPr>
+      <w:r>
+        <w:rPr>
+          <w:color w:val="000000"/>
+        </w:rPr>
         <w:t>7. Because the father often visited that café.</w:t>
       </w:r>
     </w:p>
     <w:p>
-      <w:r>
+      <w:pPr>
+        <w:spacing w:after="160"/>
+        <w:rPr>
+          <w:color w:val="000000"/>
+        </w:rPr>
+      </w:pPr>
+      <w:r>
+        <w:rPr>
+          <w:color w:val="000000"/>
+        </w:rPr>
         <w:t>8. In December.</w:t>
       </w:r>
     </w:p>
     <w:p>
-      <w:r>
+      <w:pPr>
+        <w:spacing w:after="160"/>
+        <w:rPr>
+          <w:color w:val="000000"/>
+        </w:rPr>
+      </w:pPr>
+      <w:r>
+        <w:rPr>
+          <w:color w:val="000000"/>
+        </w:rPr>
         <w:t>9. Last year.</w:t>
       </w:r>
     </w:p>
     <w:p>
-      <w:r>
+      <w:pPr>
+        <w:spacing w:after="160"/>
+        <w:rPr>
+          <w:color w:val="000000"/>
+        </w:rPr>
+      </w:pPr>
+      <w:r>
+        <w:rPr>
+          <w:color w:val="000000"/>
+        </w:rPr>
         <w:t>10. Examples: city where; year when; reason why.</w:t>
       </w:r>
     </w:p>
     <w:p>
       <w:pPr>
         <w:pStyle w:val="Heading1"/>
+        <w:spacing w:before="240"/>
       </w:pPr>
       <w:r>
         <w:t>PHẦN 10</w:t>
       </w:r>
     </w:p>
     <w:p>
-      <w:r>
+      <w:pPr>
+        <w:spacing w:after="160"/>
+        <w:rPr>
+          <w:color w:val="000000"/>
+        </w:rPr>
+      </w:pPr>
+      <w:r>
+        <w:rPr>
+          <w:color w:val="000000"/>
+        </w:rPr>
         <w:t>1. This is the house where I grew up.</w:t>
       </w:r>
     </w:p>
     <w:p>
-      <w:r>
+      <w:pPr>
+        <w:spacing w:after="160"/>
+        <w:rPr>
+          <w:color w:val="000000"/>
+        </w:rPr>
+      </w:pPr>
+      <w:r>
+        <w:rPr>
+          <w:color w:val="000000"/>
+        </w:rPr>
         <w:t>2. I remember the day when we met.</w:t>
       </w:r>
     </w:p>
     <w:p>
-      <w:r>
+      <w:pPr>
+        <w:spacing w:after="160"/>
+        <w:rPr>
+          <w:color w:val="000000"/>
+        </w:rPr>
+      </w:pPr>
+      <w:r>
+        <w:rPr>
+          <w:color w:val="000000"/>
+        </w:rPr>
         <w:t>3. I know the reason why she left.</w:t>
       </w:r>
     </w:p>
     <w:p>
-      <w:r>
+      <w:pPr>
+        <w:spacing w:after="160"/>
+        <w:rPr>
+          <w:color w:val="000000"/>
+        </w:rPr>
+      </w:pPr>
+      <w:r>
+        <w:rPr>
+          <w:color w:val="000000"/>
+        </w:rPr>
         <w:t>4. This is the café where we had lunch.</w:t>
       </w:r>
     </w:p>
     <w:p>
-      <w:r>
+      <w:pPr>
+        <w:spacing w:after="160"/>
+        <w:rPr>
+          <w:color w:val="000000"/>
+        </w:rPr>
+      </w:pPr>
+      <w:r>
+        <w:rPr>
+          <w:color w:val="000000"/>
+        </w:rPr>
         <w:t>5. That was the year when I started university.</w:t>
       </w:r>
     </w:p>
     <w:p>
-      <w:r>
+      <w:pPr>
+        <w:spacing w:after="160"/>
+        <w:rPr>
+          <w:color w:val="000000"/>
+        </w:rPr>
+      </w:pPr>
+      <w:r>
+        <w:rPr>
+          <w:color w:val="000000"/>
+        </w:rPr>
         <w:t>6. This is the bookshop which sells old maps.</w:t>
       </w:r>
     </w:p>
     <w:p>
-      <w:r>
+      <w:pPr>
+        <w:spacing w:after="160"/>
+        <w:rPr>
+          <w:color w:val="000000"/>
+        </w:rPr>
+      </w:pPr>
+      <w:r>
+        <w:rPr>
+          <w:color w:val="000000"/>
+        </w:rPr>
         <w:t>7. This is the bookshop where I bought the map.</w:t>
       </w:r>
     </w:p>
     <w:p>
-      <w:r>
+      <w:pPr>
+        <w:spacing w:after="160"/>
+        <w:rPr>
+          <w:color w:val="000000"/>
+        </w:rPr>
+      </w:pPr>
+      <w:r>
+        <w:rPr>
+          <w:color w:val="000000"/>
+        </w:rPr>
         <w:t>8. I remember the day which changed my life.</w:t>
       </w:r>
     </w:p>
     <w:p>
-      <w:r>
+      <w:pPr>
+        <w:spacing w:after="160"/>
+        <w:rPr>
+          <w:color w:val="000000"/>
+        </w:rPr>
+      </w:pPr>
+      <w:r>
+        <w:rPr>
+          <w:color w:val="000000"/>
+        </w:rPr>
         <w:t>9. The hotel at which we stayed was comfortable.</w:t>
       </w:r>
     </w:p>
     <w:p>
-      <w:r>
+      <w:pPr>
+        <w:spacing w:after="160"/>
+        <w:rPr>
+          <w:color w:val="000000"/>
+        </w:rPr>
+      </w:pPr>
+      <w:r>
+        <w:rPr>
+          <w:color w:val="000000"/>
+        </w:rPr>
         <w:t>10. I know the reason for which he resigned.</w:t>
       </w:r>
     </w:p>
-    <w:p/>
+    <w:p>
+      <w:pPr>
+        <w:rPr>
+          <w:color w:val="000000"/>
+        </w:rPr>
+      </w:pPr>
+    </w:p>
     <w:sectPr>
       <w:pgSz w:w="12240" w:h="15840"/>
       <w:pgMar w:top="850" w:right="1134" w:bottom="850" w:left="1134" w:header="720" w:footer="720" w:gutter="0"/>
